--- a/THESIS DOCUMENTATION/Chapter2_Methodology_first.docx
+++ b/THESIS DOCUMENTATION/Chapter2_Methodology_first.docx
@@ -2,6 +2,12 @@
 <file path=word/document.xml><?xml version="1.0" encoding="utf-8"?>
 <w:document xmlns:o="urn:schemas-microsoft-com:office:office" xmlns:r="http://schemas.openxmlformats.org/officeDocument/2006/relationships" xmlns:v="urn:schemas-microsoft-com:vml" xmlns:w="http://schemas.openxmlformats.org/wordprocessingml/2006/main" xmlns:w10="urn:schemas-microsoft-com:office:word" xmlns:wp="http://schemas.openxmlformats.org/drawingml/2006/wordprocessingDrawing" xmlns:wps="http://schemas.microsoft.com/office/word/2010/wordprocessingShape" xmlns:wpg="http://schemas.microsoft.com/office/word/2010/wordprocessingGroup" xmlns:mc="http://schemas.openxmlformats.org/markup-compatibility/2006" xmlns:wp14="http://schemas.microsoft.com/office/word/2010/wordprocessingDrawing" xmlns:w14="http://schemas.microsoft.com/office/word/2010/wordml" xmlns:w15="http://schemas.microsoft.com/office/word/2012/wordml" mc:Ignorable="w14 wp14 w15">
   <w:body>
+    <w:p>
+      <w:pPr/>
+      <w:r>
+        <w:t>REVISION NOTE — 9 OCTOBER 2026: This methodology is aligned to the compact can-buoy, event-driven Wi-Fi/LTE cloud-telemetry baseline. Older LoRa and shore Bay Station wording is superseded.</w:t>
+      </w:r>
+    </w:p>
     <w:p>
       <w:pPr>
         <w:pStyle w:val="Heading1"/>
@@ -60,7 +66,7 @@
           <w:i w:val="false"/>
           <w:color w:val="000000"/>
         </w:rPr>
-        <w:t>The study is applied experimental development: the artifact — a solar-powered coastal observation buoy paired with a shore-based Bay Station — is built and then subjected to controlled trials that yield quantitative evidence of measurement quality, communication reliability, power autonomy, security behavior, usability, and short-term prediction accuracy. Consistent with the caution that every observing platform and processing method carries its own response and uncertainty (Ardhuin et al., 2019), the design separates what is measured, estimated, predicted, simulated, stale, and unavailable, so that no stage of the pipeline is allowed to impersonate another.</w:t>
+        <w:t>The study is applied experimental development: the artifact — a solar-powered coastal observation buoy paired with event-driven cloud telemetry — is built and then subjected to controlled trials that yield quantitative evidence of measurement quality, communication reliability, power autonomy, security behavior, usability, and short-term prediction accuracy. Consistent with the caution that every observing platform and processing method carries its own response and uncertainty (Ardhuin et al., 2019), the design separates what is measured, estimated, predicted, simulated, stale, and unavailable, so that no stage of the pipeline is allowed to impersonate another.</w:t>
       </w:r>
     </w:p>
     <w:p>
@@ -251,7 +257,7 @@
                 <w:color w:val="000000"/>
                 <w:sz w:val="18"/>
               </w:rPr>
-              <w:t>LoRa/backhaul scenarios; packet-delivery metrics (2.6)</w:t>
+              <w:t>Wi-Fi/LTE/cloud upload scenarios; packet-delivery metrics (2.6)</w:t>
             </w:r>
           </w:p>
         </w:tc>
@@ -485,7 +491,7 @@
           <w:i w:val="false"/>
           <w:color w:val="000000"/>
         </w:rPr>
-        <w:t>The approved architecture follows an Input–Process–Output (IPO) framework (see Figure 1). Direct pressure and wind observations, with supporting GPS, power, security, and health telemetry, form the input layer; the ESP32 acquisition layer, the LoRa transport link, and the shore Bay Station services form the process layer; retained records, derived wave statistics, predictions, and operator messages form the output layer, closed by evaluation evidence that determines whether each output is accurate, reliable, usable, and safe for the stated research scope.</w:t>
+        <w:t>The approved architecture follows an Input–Process–Output (IPO) framework (see Figure 1). Direct pressure and wind observations, with supporting GPS, power, security, and health telemetry, form the input layer; the ESP32 acquisition layer, the Wi-Fi/LTE cloud transport link, and the cloud/edge services form the process layer; retained records, event summaries, derived wave statistics, predictions, and operator messages form the output layer, closed by evaluation evidence that determines whether each output is accurate, reliable, usable, and safe for the stated research scope.</w:t>
       </w:r>
     </w:p>
     <w:p>
@@ -568,7 +574,7 @@
           <w:i w:val="false"/>
           <w:color w:val="000000"/>
         </w:rPr>
-        <w:t>The system is organized into five cooperating layers, each with an explicit responsibility and a defined failure behavior (Table 2). The buoy data is routed through a site-tested LoRa link to a barangay-hall gateway, and SIM/4G/5G is used only as the Bay Station Internet backhaul — never as the buoy direct connection. This separation lets local ingestion, storage, prediction, and dashboard services continue during Internet interruption (see Figure 2), a resilience property emphasized in recent integrated marine-IoT work (Cho et al., 2021; Rojas et al., 2025).</w:t>
+        <w:t>The system is organized into five cooperating layers, each with an explicit responsibility and a defined failure behavior (Table 2). The ESP32 buffers records locally, uses Wi-Fi for laboratory or near-shore tests, and uses 4G/LTE for the remote field path when reliable shore Wi-Fi is unavailable. During an Internet interruption, sensing and local buffering continue on the buoy; cloud upload, storage, prediction, and dashboard updates resume when the link returns (see Figure 2).</w:t>
       </w:r>
     </w:p>
     <w:p>
@@ -878,7 +884,7 @@
                 <w:color w:val="000000"/>
                 <w:sz w:val="18"/>
               </w:rPr>
-              <w:t>Continues sensing and local security during LoRa loss</w:t>
+              <w:t>Continues sensing and local security during Wi-Fi/LTE loss</w:t>
             </w:r>
           </w:p>
         </w:tc>
@@ -903,7 +909,7 @@
                 <w:color w:val="000000"/>
                 <w:sz w:val="18"/>
               </w:rPr>
-              <w:t>LoRa link</w:t>
+              <w:t>Wi-Fi/LTE cloud link</w:t>
             </w:r>
           </w:p>
         </w:tc>
@@ -925,7 +931,7 @@
                 <w:color w:val="000000"/>
                 <w:sz w:val="18"/>
               </w:rPr>
-              <w:t>Carry compact packets to the barangay-hall gateway</w:t>
+              <w:t>Carry compact packets to the approved cloud endpoint</w:t>
             </w:r>
           </w:p>
         </w:tc>
@@ -972,7 +978,7 @@
                 <w:color w:val="000000"/>
                 <w:sz w:val="18"/>
               </w:rPr>
-              <w:t>Bay Station</w:t>
+              <w:t>cloud/edge service</w:t>
             </w:r>
           </w:p>
         </w:tc>
@@ -1041,7 +1047,7 @@
                 <w:color w:val="000000"/>
                 <w:sz w:val="18"/>
               </w:rPr>
-              <w:t>Internet backhaul</w:t>
+              <w:t>cloud connectivity</w:t>
             </w:r>
           </w:p>
         </w:tc>
@@ -1195,7 +1201,7 @@
           <w:i w:val="false"/>
           <w:color w:val="000000"/>
         </w:rPr>
-        <w:t>Data management. A single unified record schema is enforced end-to-end. Out-of-range, stale, disconnected, implausible, and stuck values are flagged or rejected, never silently replaced with zero. During LoRa outages the node buffers a defined duration of records and preserves original timestamps on retransmission; the Bay Station authenticates buoy identity, prevents duplicate insertion, and logs rejected or malformed packets. Data are retained with backups, export capability, and a documented retention rule (Section 2.7).</w:t>
+        <w:t>Data management. A single unified record schema is enforced end-to-end. Out-of-range, stale, disconnected, implausible, and stuck values are flagged or rejected, never silently replaced with zero. During Wi-Fi/LTE outages the node buffers a defined duration of records and preserves original timestamps on retransmission; the cloud/edge service authenticates buoy identity, prevents duplicate insertion, and logs rejected or malformed packets. Data are retained with backups, export capability, and a documented retention rule (Section 2.7).</w:t>
       </w:r>
     </w:p>
     <w:p>
@@ -1225,7 +1231,7 @@
           <w:i w:val="false"/>
           <w:color w:val="000000"/>
         </w:rPr>
-        <w:t>The prototype integrates embedded firmware, a shore-side service, a relational database, a web dashboard, and a machine-learning pipeline. Table 3 maps each functional area to the software and tools applied and to its purpose. Following the integrated-evaluation principle of prior marine buoy systems, marine sensing, communication, and battery behavior are treated as one evaluation unit (Cho et al., 2021; Wiranata &amp; Widodo, 2026).</w:t>
+        <w:t>The prototype integrates embedded firmware, a cloud/edge service, a relational database, a web dashboard, and a machine-learning pipeline. Table 3 maps each functional area to the software and tools applied and to its purpose. Following the integrated-evaluation principle of prior marine buoy systems, marine sensing, communication, and battery behavior are treated as one evaluation unit (Cho et al., 2021; Wiranata &amp; Widodo, 2026).</w:t>
       </w:r>
     </w:p>
     <w:p>
@@ -1399,7 +1405,7 @@
                 <w:color w:val="000000"/>
                 <w:sz w:val="18"/>
               </w:rPr>
-              <w:t>Acquisition, timestamping, framing, buffering, LoRa transmission</w:t>
+              <w:t>Acquisition, timestamping, framing, buffering, event-driven Wi-Fi/LTE upload</w:t>
             </w:r>
           </w:p>
         </w:tc>
@@ -1446,7 +1452,7 @@
                 <w:color w:val="000000"/>
                 <w:sz w:val="18"/>
               </w:rPr>
-              <w:t>Python (Bay Station service)</w:t>
+              <w:t>Python (cloud/edge service)</w:t>
             </w:r>
           </w:p>
         </w:tc>
@@ -2165,7 +2171,7 @@
                 <w:color w:val="000000"/>
                 <w:sz w:val="18"/>
               </w:rPr>
-              <w:t>Exact BOM, datasheets, pinout, LoRa/Bay Station selection</w:t>
+              <w:t>Exact BOM, datasheets, pinout, Wi-Fi/LTE/cloud/edge service selection</w:t>
             </w:r>
           </w:p>
         </w:tc>
@@ -2495,7 +2501,7 @@
           <w:i w:val="false"/>
           <w:color w:val="000000"/>
         </w:rPr>
-        <w:t>Hardware baseline. The pressure channel is the highest-risk component. The deployment candidate is a HPT604 Type A, provisional 0–2 mH2O vented-gauge sensor with 4–20 mA output, interfaced through a protected 12 V loop, a 150 Ω precision shunt, input protection/filtering, and a 3.3 V ADS1115 receiver. Its vent tube must terminate in a dry, breathable, supplier-approved desiccant/breather arrangement, and written confirmation of continuous saltwater compatibility, wetted materials, seals, cable, and exact order code is required before purchase. The bench-only Bar02 I2C sensor is retained only for bench work because its manufacturer restricts continuous immersion (Blue Robotics, n.d.). Final LoRa radio, gateway, antenna, band, and protocol, as well as the Bay Station computer, remain selection gates.</w:t>
+        <w:t>Hardware baseline. The pressure channel is the highest-risk component. The deployment candidate is a HPT604 Type A, provisional 0–2 mH2O vented-gauge sensor with 4–20 mA output, interfaced through a protected 12 V loop, a 150 Ω precision shunt, input protection/filtering, and a 3.3 V ADS1115 receiver. Its vent tube must terminate in a dry, breathable, supplier-approved desiccant/breather arrangement, and written confirmation of continuous saltwater compatibility, wetted materials, seals, cable, and exact order code is required before purchase. The bench-only Bar02 I2C sensor is retained only for bench work because its manufacturer restricts continuous immersion (Blue Robotics, n.d.). Final Wi-Fi access point or LTE modem, antenna, SIM/data plan, endpoint, authentication, protocol, and cloud/edge host remain selection gates.</w:t>
       </w:r>
     </w:p>
     <w:p>
@@ -2677,7 +2683,7 @@
           <w:i w:val="false"/>
           <w:color w:val="000000"/>
         </w:rPr>
-        <w:t>Energy, mechanical, and security procedures. A preliminary energy-budget worksheet (e.g., a 12.8 V, 20 Ah battery at 80% usable capacity against a 4 W average buoy load) is treated explicitly as a calculation, not a measurement, and is replaced by logged current data once hardware is frozen, consistent with energy-balance assessment for solar-powered IoT buoys (Wiranata &amp; Widodo, 2026). The separate buoy and shore power boundaries are illustrated in Figure 5. The replacement mechanical design must pass buoyancy, freeboard, center-of-gravity, stability/righting, tower load, mooring, corrosion, cable strain, ingress, condensation, sensor exposure, antenna clearance, retrieval, and serviceability review. Physical security uses SECURE, WARNING, ALERT, and DISARMED states, with geofence radius, GPS-quality limits, persistence time, maintenance controls, and tamper debounce documented.</w:t>
+        <w:t>Energy, mechanical, and security procedures. A preliminary energy-budget worksheet (e.g., a 12.8 V, 6-10 Ah battery candidate at 80% usable capacity against a measured ESP32 plus modem duty-cycle load) is treated explicitly as a calculation, not a measurement, and is replaced by logged current data once hardware is frozen, consistent with energy-balance assessment for solar-powered IoT buoys (Wiranata &amp; Widodo, 2026). The separate buoy and cloud/edge power boundaries are illustrated in Figure 5. The replacement compact can-buoy design must pass buoyancy, freeboard, center-of-gravity, stability/righting, top-housing and antenna load, mooring, corrosion, cable strain, ingress, condensation, sensor exposure, antenna clearance, retrieval, and serviceability review. Physical security uses SECURE, WARNING, ALERT, and DISARMED states, with geofence radius, GPS-quality limits, persistence time, maintenance controls, and tamper debounce documented.</w:t>
       </w:r>
     </w:p>
     <w:p>
@@ -2744,7 +2750,7 @@
           <w:b/>
           <w:color w:val="000000"/>
         </w:rPr>
-        <w:t>Figure 5. Buoy and shore Bay Station power boundaries</w:t>
+        <w:t>Figure 5. Buoy and cloud/edge power boundaries</w:t>
       </w:r>
     </w:p>
     <w:p>
@@ -3109,7 +3115,7 @@
                 <w:color w:val="000000"/>
                 <w:sz w:val="18"/>
               </w:rPr>
-              <w:t>LoRa / backhaul</w:t>
+              <w:t>Wi-Fi/LTE cloud upload</w:t>
             </w:r>
           </w:p>
         </w:tc>
@@ -3767,7 +3773,7 @@
                 <w:color w:val="000000"/>
                 <w:sz w:val="18"/>
               </w:rPr>
-              <w:t>LoRa link interrupted</w:t>
+              <w:t>Wi-Fi/LTE cloud link interrupted</w:t>
             </w:r>
           </w:p>
         </w:tc>
@@ -3836,7 +3842,7 @@
                 <w:color w:val="000000"/>
                 <w:sz w:val="18"/>
               </w:rPr>
-              <w:t>Bay Station Internet interrupted</w:t>
+              <w:t>cloud/edge service Internet interrupted</w:t>
             </w:r>
           </w:p>
         </w:tc>
@@ -4181,7 +4187,7 @@
                 <w:color w:val="000000"/>
                 <w:sz w:val="18"/>
               </w:rPr>
-              <w:t>Bay Station restart</w:t>
+              <w:t>cloud/edge service restart</w:t>
             </w:r>
           </w:p>
         </w:tc>

--- a/THESIS DOCUMENTATION/Chapter2_Methodology_first.docx
+++ b/THESIS DOCUMENTATION/Chapter2_Methodology_first.docx
@@ -5,7 +5,7 @@
     <w:p>
       <w:pPr/>
       <w:r>
-        <w:t>REVISION NOTE — 9 OCTOBER 2026: This methodology is aligned to the compact can-buoy, event-driven Wi-Fi/LTE cloud-telemetry baseline. Older LoRa and shore Bay Station wording is superseded.</w:t>
+        <w:t>REVISION NOTE — 10 OCTOBER 2026: This methodology is aligned to the compact can-buoy proposal with water pressure sensing, wind speed/direction sensing, GPS position/security, battery and solar power, and Wi-Fi/LTE internet communication. Older LoRa and shore Bay Station wording is superseded.</w:t>
       </w:r>
     </w:p>
     <w:p>
@@ -491,7 +491,7 @@
           <w:i w:val="false"/>
           <w:color w:val="000000"/>
         </w:rPr>
-        <w:t>The approved architecture follows an Input–Process–Output (IPO) framework (see Figure 1). Direct pressure and wind observations, with supporting GPS, power, security, and health telemetry, form the input layer; the ESP32 acquisition layer, the Wi-Fi/LTE cloud transport link, and the cloud/edge services form the process layer; retained records, event summaries, derived wave statistics, predictions, and operator messages form the output layer, closed by evaluation evidence that determines whether each output is accurate, reliable, usable, and safe for the stated research scope.</w:t>
+        <w:t>The approved architecture follows an Input–Process–Output (IPO) framework (see Figure 1). Water pressure observations, wind speed/direction observations, GPS position/security telemetry, battery and solar power telemetry, and health/status telemetry form the input layer; the ESP32 acquisition layer, the Wi-Fi/LTE cloud transport link, and the cloud/edge services form the process layer; retained records, event summaries, derived wave statistics, predictions, and operator messages form the output layer, closed by evaluation evidence that determines whether each output is accurate, reliable, usable, and safe for the stated research scope.</w:t>
       </w:r>
     </w:p>
     <w:p>
@@ -1153,7 +1153,7 @@
           <w:i w:val="false"/>
           <w:color w:val="000000"/>
         </w:rPr>
-        <w:t>Primary data. The buoy acquires three classes of data. Underwater pressure is sampled at a rate justified by the target wave band, since pressure-based wave measurement is valid only when attenuation, sensor depth, and frequency response are handled correctly (Meulé et al., 2024; Zhou et al., 2025). Wind speed and direction are acquired through the prototype anemometer/vane assembly, and supporting telemetry — GPS position/time, battery/solar status, enclosure/security state, and system health — is acquired at independent, documented rates. Every record is assigned a station identifier, packet/sequence number, original sample timestamp, firmware/schema version, source label, and quality flags before transmission.</w:t>
+        <w:t>Primary data. The buoy acquires the core proposal data: underwater pressure for pressure-based wave behavior, wind speed and direction for local wind condition, GPS position for exact location and security/drift monitoring, and battery/solar telemetry for power validation. Underwater pressure is sampled at a rate justified by the target wave band, since pressure-based wave measurement is valid only when attenuation, sensor depth, and frequency response are handled correctly (Meulé et al., 2024; Zhou et al., 2025). Wind speed and direction are acquired through the prototype anemometer/vane assembly, and supporting telemetry — GPS position/time, battery/solar status, enclosure/security state, and system health — is acquired at independent, documented rates. Every record is assigned a station identifier, packet/sequence number, original sample timestamp, firmware/schema version, source label, and quality flags before transmission.</w:t>
       </w:r>
     </w:p>
     <w:p>
